--- a/authors/euan-gilchrist-bio.docx
+++ b/authors/euan-gilchrist-bio.docx
@@ -7,69 +7,13 @@
         <w:jc w:val="both"/>
         <w:rPr>
           <w:rFonts w:ascii="Calibri" w:hAnsi="Calibri" w:cs="Calibri"/>
-          <w:b/>
-          <w:bCs/>
         </w:rPr>
       </w:pPr>
       <w:r>
         <w:rPr>
           <w:rFonts w:ascii="Calibri" w:hAnsi="Calibri" w:cs="Calibri"/>
-          <w:b/>
-          <w:bCs/>
-        </w:rPr>
-        <w:t>Euan Gilchrist</w:t>
-      </w:r>
-    </w:p>
-    <w:p>
-      <w:pPr>
-        <w:jc w:val="both"/>
-        <w:rPr>
-          <w:rFonts w:ascii="Calibri" w:hAnsi="Calibri" w:cs="Calibri"/>
-        </w:rPr>
-      </w:pPr>
-    </w:p>
-    <w:p>
-      <w:pPr>
-        <w:jc w:val="both"/>
-        <w:rPr>
-          <w:rFonts w:ascii="Calibri" w:hAnsi="Calibri" w:cs="Calibri"/>
-        </w:rPr>
-      </w:pPr>
-      <w:r>
-        <w:rPr>
-          <w:rFonts w:ascii="Calibri" w:hAnsi="Calibri" w:cs="Calibri"/>
-        </w:rPr>
-        <w:t xml:space="preserve">Euan Gilchrist is an economist </w:t>
-      </w:r>
-      <w:r>
-        <w:rPr>
-          <w:rFonts w:ascii="Calibri" w:hAnsi="Calibri" w:cs="Calibri"/>
-        </w:rPr>
-        <w:t>working across</w:t>
-      </w:r>
-      <w:r>
-        <w:rPr>
-          <w:rFonts w:ascii="Calibri" w:hAnsi="Calibri" w:cs="Calibri"/>
-        </w:rPr>
-        <w:t xml:space="preserve"> climate, energy and agricultural economics</w:t>
-      </w:r>
-      <w:r>
-        <w:rPr>
-          <w:rFonts w:ascii="Calibri" w:hAnsi="Calibri" w:cs="Calibri"/>
-        </w:rPr>
-        <w:t xml:space="preserve"> - fields in which he is always trying to learn more</w:t>
-      </w:r>
-      <w:r>
-        <w:rPr>
-          <w:rFonts w:ascii="Calibri" w:hAnsi="Calibri" w:cs="Calibri"/>
-        </w:rPr>
-        <w:t>.</w:t>
-      </w:r>
-      <w:r>
-        <w:rPr>
-          <w:rFonts w:ascii="Calibri" w:hAnsi="Calibri" w:cs="Calibri"/>
-        </w:rPr>
-        <w:t xml:space="preserve"> He is particularly interested in how economic analysis can support credible, value-for-money climate and energy policy.</w:t>
+        </w:rPr>
+        <w:t>Euan Gilchrist is an economist working across climate, energy and agricultural economics - fields in which he is always trying to learn more. He is particularly interested in how economic analysis can support credible, value-for-money climate and energy policy.</w:t>
       </w:r>
     </w:p>
     <w:p>
@@ -127,115 +71,7 @@
         <w:rPr>
           <w:rFonts w:ascii="Calibri" w:hAnsi="Calibri" w:cs="Calibri"/>
         </w:rPr>
-        <w:t xml:space="preserve">He currently works at a leading economics consultancy, </w:t>
-      </w:r>
-      <w:r>
-        <w:rPr>
-          <w:rFonts w:ascii="Calibri" w:hAnsi="Calibri" w:cs="Calibri"/>
-        </w:rPr>
-        <w:t>providing</w:t>
-      </w:r>
-      <w:r>
-        <w:rPr>
-          <w:rFonts w:ascii="Calibri" w:hAnsi="Calibri" w:cs="Calibri"/>
-        </w:rPr>
-        <w:t xml:space="preserve"> analytical expertise on climate and energy </w:t>
-      </w:r>
-      <w:r>
-        <w:rPr>
-          <w:rFonts w:ascii="Calibri" w:hAnsi="Calibri" w:cs="Calibri"/>
-        </w:rPr>
-        <w:t>projects</w:t>
-      </w:r>
-      <w:r>
-        <w:rPr>
-          <w:rFonts w:ascii="Calibri" w:hAnsi="Calibri" w:cs="Calibri"/>
-        </w:rPr>
-        <w:t xml:space="preserve">. Previously, he served as an Economist in the United Kingdom’s Civil Service, advising </w:t>
-      </w:r>
-      <w:r>
-        <w:rPr>
-          <w:rFonts w:ascii="Calibri" w:hAnsi="Calibri" w:cs="Calibri"/>
-        </w:rPr>
-        <w:t>m</w:t>
-      </w:r>
-      <w:r>
-        <w:rPr>
-          <w:rFonts w:ascii="Calibri" w:hAnsi="Calibri" w:cs="Calibri"/>
-        </w:rPr>
-        <w:t xml:space="preserve">inisters and senior officials on topics ranging from agricultural policy and transport bailouts to tariff-rate quotas and levelling-up funding. He regularly frustrated </w:t>
-      </w:r>
-      <w:r>
-        <w:rPr>
-          <w:rFonts w:ascii="Calibri" w:hAnsi="Calibri" w:cs="Calibri"/>
-        </w:rPr>
-        <w:t>s</w:t>
-      </w:r>
-      <w:r>
-        <w:rPr>
-          <w:rFonts w:ascii="Calibri" w:hAnsi="Calibri" w:cs="Calibri"/>
-        </w:rPr>
-        <w:t xml:space="preserve">enior </w:t>
-      </w:r>
-      <w:r>
-        <w:rPr>
-          <w:rFonts w:ascii="Calibri" w:hAnsi="Calibri" w:cs="Calibri"/>
-        </w:rPr>
-        <w:t>c</w:t>
-      </w:r>
-      <w:r>
-        <w:rPr>
-          <w:rFonts w:ascii="Calibri" w:hAnsi="Calibri" w:cs="Calibri"/>
-        </w:rPr>
-        <w:t xml:space="preserve">ivil </w:t>
-      </w:r>
-      <w:r>
-        <w:rPr>
-          <w:rFonts w:ascii="Calibri" w:hAnsi="Calibri" w:cs="Calibri"/>
-        </w:rPr>
-        <w:t>s</w:t>
-      </w:r>
-      <w:r>
-        <w:rPr>
-          <w:rFonts w:ascii="Calibri" w:hAnsi="Calibri" w:cs="Calibri"/>
-        </w:rPr>
-        <w:t xml:space="preserve">ervants who did not share his excessive enthusiasm </w:t>
-      </w:r>
-      <w:r>
-        <w:rPr>
-          <w:rFonts w:ascii="Calibri" w:hAnsi="Calibri" w:cs="Calibri"/>
-        </w:rPr>
-        <w:t>for delivering</w:t>
-      </w:r>
-      <w:r>
-        <w:rPr>
-          <w:rFonts w:ascii="Calibri" w:hAnsi="Calibri" w:cs="Calibri"/>
-        </w:rPr>
-        <w:t xml:space="preserve"> taxpayers</w:t>
-      </w:r>
-      <w:r>
-        <w:rPr>
-          <w:rFonts w:ascii="Calibri" w:hAnsi="Calibri" w:cs="Calibri"/>
-        </w:rPr>
-        <w:t xml:space="preserve"> genuine</w:t>
-      </w:r>
-      <w:r>
-        <w:rPr>
-          <w:rFonts w:ascii="Calibri" w:hAnsi="Calibri" w:cs="Calibri"/>
-        </w:rPr>
-        <w:t xml:space="preserve"> value-for-money</w:t>
-      </w:r>
-      <w:r>
-        <w:rPr>
-          <w:rFonts w:ascii="Calibri" w:hAnsi="Calibri" w:cs="Calibri"/>
-        </w:rPr>
-        <w:t xml:space="preserve"> - a habit he has carried forward</w:t>
-      </w:r>
-      <w:r>
-        <w:rPr>
-          <w:rFonts w:ascii="Calibri" w:hAnsi="Calibri" w:cs="Calibri"/>
-        </w:rPr>
-        <w:t>.</w:t>
+        <w:t>He currently works at a leading economics consultancy, providing analytical expertise on climate and energy projects. Previously, he served as an Economist in the United Kingdom’s Civil Service, advising ministers and senior officials on topics ranging from agricultural policy and transport bailouts to tariff-rate quotas and levelling-up funding. He regularly frustrated senior civil servants who did not share his excessive enthusiasm for delivering taxpayers genuine value-for-money - a habit he has carried forward.</w:t>
       </w:r>
     </w:p>
     <w:p>
